--- a/Updated_Resume_Sgs_Naveen Kumar.docx
+++ b/Updated_Resume_Sgs_Naveen Kumar.docx
@@ -144,31 +144,7 @@
           <w:sz w:val="26"/>
           <w:szCs w:val="26"/>
         </w:rPr>
-        <w:t>-App</w:t>
-      </w:r>
-      <w:r>
-        <w:rPr>
-          <w:color w:val="0070C0"/>
-          <w:sz w:val="26"/>
-          <w:szCs w:val="26"/>
-        </w:rPr>
-        <w:t>licaTION</w:t>
-      </w:r>
-      <w:r>
-        <w:rPr>
-          <w:color w:val="0070C0"/>
-          <w:sz w:val="26"/>
-          <w:szCs w:val="26"/>
-        </w:rPr>
-        <w:t xml:space="preserve"> Dev</w:t>
-      </w:r>
-      <w:r>
-        <w:rPr>
-          <w:color w:val="0070C0"/>
-          <w:sz w:val="26"/>
-          <w:szCs w:val="26"/>
-        </w:rPr>
-        <w:t>eloper</w:t>
+        <w:t>-ApplicaTION Developer</w:t>
       </w:r>
       <w:r>
         <w:rPr>
@@ -225,57 +201,7 @@
           <w:caps w:val="0"/>
           <w:szCs w:val="22"/>
         </w:rPr>
-        <w:t xml:space="preserve">Achieved 95–101% milestone completion by delivering 100% of assigned tasks across PO, Capture, Scheduler, Admin, and AI applications, maintaining 95%+ code quality through </w:t>
-      </w:r>
-      <w:proofErr w:type="spellStart"/>
-      <w:r>
-        <w:rPr>
-          <w:rFonts w:eastAsia="Calibri"/>
-          <w:b w:val="0"/>
-          <w:caps w:val="0"/>
-          <w:szCs w:val="22"/>
-        </w:rPr>
-        <w:t>SonarLint</w:t>
-      </w:r>
-      <w:proofErr w:type="spellEnd"/>
-      <w:r>
-        <w:rPr>
-          <w:rFonts w:eastAsia="Calibri"/>
-          <w:b w:val="0"/>
-          <w:caps w:val="0"/>
-          <w:szCs w:val="22"/>
-        </w:rPr>
-        <w:t>/</w:t>
-      </w:r>
-      <w:proofErr w:type="spellStart"/>
-      <w:r>
-        <w:rPr>
-          <w:rFonts w:eastAsia="Calibri"/>
-          <w:b w:val="0"/>
-          <w:caps w:val="0"/>
-          <w:szCs w:val="22"/>
-        </w:rPr>
-        <w:t>ESLint</w:t>
-      </w:r>
-      <w:proofErr w:type="spellEnd"/>
-      <w:r>
-        <w:rPr>
-          <w:rFonts w:eastAsia="Calibri"/>
-          <w:b w:val="0"/>
-          <w:caps w:val="0"/>
-          <w:szCs w:val="22"/>
-        </w:rPr>
-        <w:t xml:space="preserve">/Prettier and disciplined Agile execution—including sprint planning, daily scrums, backlog refinement, shift-left testing, structured commits, PR validations, and deployment </w:t>
-      </w:r>
-      <w:proofErr w:type="spellStart"/>
-      <w:r>
-        <w:rPr>
-          <w:rFonts w:eastAsia="Calibri"/>
-          <w:b w:val="0"/>
-          <w:caps w:val="0"/>
-          <w:szCs w:val="22"/>
-        </w:rPr>
-        <w:t>readiness.</w:t>
+        <w:t>Achieved 95–101% milestone completion by delivering 100% of assigned tasks across PO, Capture, Scheduler, Admin, and AI applications, maintaining 95%+ code quality through SonarLint/ESLint/Prettier and disciplined Agile execution—including sprint planning, daily scrums, backlog refinement, shift-left testing, structured commits, PR validations, and deployment readiness.</w:t>
       </w:r>
       <w:r>
         <w:rPr>
@@ -284,17 +210,7 @@
           <w:caps w:val="0"/>
           <w:szCs w:val="22"/>
         </w:rPr>
-        <w:t>Ensured</w:t>
-      </w:r>
-      <w:proofErr w:type="spellEnd"/>
-      <w:r>
-        <w:rPr>
-          <w:rFonts w:eastAsia="Calibri"/>
-          <w:b w:val="0"/>
-          <w:caps w:val="0"/>
-          <w:szCs w:val="22"/>
-        </w:rPr>
-        <w:t xml:space="preserve"> strict adherence to OWASP, Infosec, and compliance protocols, reinforced through certified security training and quarterly security assessments.</w:t>
+        <w:t>Ensured strict adherence to OWASP, Infosec, and compliance protocols, reinforced through certified security training and quarterly security assessments.</w:t>
       </w:r>
     </w:p>
     <w:p>
@@ -491,19 +407,8 @@
           <w:caps w:val="0"/>
           <w:szCs w:val="22"/>
         </w:rPr>
-        <w:t xml:space="preserve">NLP-based Embedding Pipeline using </w:t>
+        <w:t>NLP-based Embedding Pipeline using pgvector</w:t>
       </w:r>
-      <w:proofErr w:type="spellStart"/>
-      <w:r>
-        <w:rPr>
-          <w:rFonts w:eastAsia="Calibri"/>
-          <w:b w:val="0"/>
-          <w:caps w:val="0"/>
-          <w:szCs w:val="22"/>
-        </w:rPr>
-        <w:t>pgvector</w:t>
-      </w:r>
-      <w:proofErr w:type="spellEnd"/>
       <w:r>
         <w:rPr>
           <w:rFonts w:eastAsia="Calibri"/>
@@ -876,7 +781,6 @@
         </w:rPr>
         <w:t xml:space="preserve"> </w:t>
       </w:r>
-      <w:proofErr w:type="spellStart"/>
       <w:r>
         <w:rPr>
           <w:rFonts w:eastAsia="Calibri"/>
@@ -884,17 +788,7 @@
           <w:caps w:val="0"/>
           <w:szCs w:val="22"/>
         </w:rPr>
-        <w:t>LangChain</w:t>
-      </w:r>
-      <w:proofErr w:type="spellEnd"/>
-      <w:r>
-        <w:rPr>
-          <w:rFonts w:eastAsia="Calibri"/>
-          <w:b w:val="0"/>
-          <w:caps w:val="0"/>
-          <w:szCs w:val="22"/>
-        </w:rPr>
-        <w:t>, ADK Agentic AI, NLP, RAG, GNN, Pydantic AI, and LLM best practices.</w:t>
+        <w:t>LangChain, ADK Agentic AI, NLP, RAG, GNN, Pydantic AI, and LLM best practices.</w:t>
       </w:r>
     </w:p>
     <w:p>
@@ -1072,21 +966,12 @@
             <w:r>
               <w:t xml:space="preserve">  </w:t>
             </w:r>
-            <w:proofErr w:type="spellStart"/>
             <w:r>
               <w:rPr>
                 <w:b/>
                 <w:bCs/>
               </w:rPr>
-              <w:t>Techpubs</w:t>
-            </w:r>
-            <w:proofErr w:type="spellEnd"/>
-            <w:r>
-              <w:rPr>
-                <w:b/>
-                <w:bCs/>
-              </w:rPr>
-              <w:t>, Business apps, AMP.</w:t>
+              <w:t>Techpubs, Business apps, AMP.</w:t>
             </w:r>
           </w:p>
           <w:p>
@@ -1097,13 +982,8 @@
                 <w:numId w:val="10"/>
               </w:numPr>
             </w:pPr>
-            <w:proofErr w:type="gramStart"/>
             <w:r>
-              <w:t>Interacted</w:t>
-            </w:r>
-            <w:proofErr w:type="gramEnd"/>
-            <w:r>
-              <w:t xml:space="preserve"> with the clients constantly during the Requirement Analysis to understand the requirement and provided simplified ideas to achieve that.</w:t>
+              <w:t>Interacted with the clients constantly during the Requirement Analysis to understand the requirement and provided simplified ideas to achieve that.</w:t>
             </w:r>
           </w:p>
           <w:p>
@@ -1139,15 +1019,7 @@
               </w:numPr>
             </w:pPr>
             <w:r>
-              <w:t xml:space="preserve">Fixed the vulnerabilities, bugs and code smells and followed the rules and maintained the code standard suggested by the </w:t>
-            </w:r>
-            <w:proofErr w:type="spellStart"/>
-            <w:r>
-              <w:t>Sonarqube</w:t>
-            </w:r>
-            <w:proofErr w:type="spellEnd"/>
-            <w:r>
-              <w:t>.</w:t>
+              <w:t>Fixed the vulnerabilities, bugs and code smells and followed the rules and maintained the code standard suggested by the Sonarqube.</w:t>
             </w:r>
           </w:p>
           <w:p>
@@ -1183,15 +1055,7 @@
               </w:numPr>
             </w:pPr>
             <w:r>
-              <w:t xml:space="preserve">Provided my Good analytical and </w:t>
-            </w:r>
-            <w:proofErr w:type="gramStart"/>
-            <w:r>
-              <w:t>problem solving</w:t>
-            </w:r>
-            <w:proofErr w:type="gramEnd"/>
-            <w:r>
-              <w:t xml:space="preserve"> skills and took ownership of the tasks.</w:t>
+              <w:t>Provided my Good analytical and problem solving skills and took ownership of the tasks.</w:t>
             </w:r>
           </w:p>
           <w:p>
@@ -1237,8 +1101,8 @@
               <w:tblLook w:val="04A0" w:firstRow="1" w:lastRow="0" w:firstColumn="1" w:lastColumn="0" w:noHBand="0" w:noVBand="1"/>
             </w:tblPr>
             <w:tblGrid>
-              <w:gridCol w:w="4083"/>
-              <w:gridCol w:w="3031"/>
+              <w:gridCol w:w="4004"/>
+              <w:gridCol w:w="3110"/>
             </w:tblGrid>
             <w:tr>
               <w:trPr>
@@ -1282,6 +1146,24 @@
                   </w:pPr>
                   <w:r>
                     <w:t>HTML 5</w:t>
+                  </w:r>
+                </w:p>
+                <w:p>
+                  <w:pPr>
+                    <w:pStyle w:val="ListBullet"/>
+                    <w:ind w:left="993" w:hanging="426"/>
+                  </w:pPr>
+                  <w:r>
+                    <w:t>jQuery</w:t>
+                  </w:r>
+                </w:p>
+                <w:p>
+                  <w:pPr>
+                    <w:pStyle w:val="ListBullet"/>
+                    <w:ind w:left="993" w:hanging="426"/>
+                  </w:pPr>
+                  <w:r>
+                    <w:t>Langgraph</w:t>
                   </w:r>
                 </w:p>
                 <w:p>
@@ -1336,6 +1218,27 @@
                   </w:pPr>
                   <w:r>
                     <w:t>Spring</w:t>
+                  </w:r>
+                  <w:r>
+                    <w:t xml:space="preserve"> Boot</w:t>
+                  </w:r>
+                </w:p>
+                <w:p>
+                  <w:pPr>
+                    <w:pStyle w:val="ListBullet"/>
+                    <w:ind w:left="993" w:hanging="426"/>
+                  </w:pPr>
+                  <w:r>
+                    <w:t>Bootstrap</w:t>
+                  </w:r>
+                </w:p>
+                <w:p>
+                  <w:pPr>
+                    <w:pStyle w:val="ListBullet"/>
+                    <w:ind w:left="993" w:hanging="426"/>
+                  </w:pPr>
+                  <w:r>
+                    <w:t>Google adk</w:t>
                   </w:r>
                 </w:p>
                 <w:p>
@@ -1392,13 +1295,8 @@
                     <w:pStyle w:val="ListBullet"/>
                     <w:ind w:left="993" w:hanging="426"/>
                   </w:pPr>
-                  <w:proofErr w:type="spellStart"/>
                   <w:r>
-                    <w:t>Intellij</w:t>
-                  </w:r>
-                  <w:proofErr w:type="spellEnd"/>
-                  <w:r>
-                    <w:t xml:space="preserve"> idea</w:t>
+                    <w:t>Intellij idea</w:t>
                   </w:r>
                 </w:p>
                 <w:p>
@@ -1516,7 +1414,6 @@
               </w:numPr>
             </w:pPr>
             <w:r>
-              <w:lastRenderedPageBreak/>
               <w:t xml:space="preserve">Rated </w:t>
             </w:r>
             <w:r>
@@ -1532,13 +1429,7 @@
               <w:t xml:space="preserve"> </w:t>
             </w:r>
             <w:r>
-              <w:t>(</w:t>
-            </w:r>
-            <w:r>
-              <w:t>second highest</w:t>
-            </w:r>
-            <w:r>
-              <w:t>)</w:t>
+              <w:t>(second highest)</w:t>
             </w:r>
             <w:r>
               <w:t xml:space="preserve"> for the Anniversary Appraisal for August 2018 – August 2019.</w:t>
@@ -1598,34 +1489,13 @@
               <w:t>2</w:t>
             </w:r>
             <w:r>
-              <w:t>/5</w:t>
+              <w:t xml:space="preserve">/5 </w:t>
             </w:r>
             <w:r>
-              <w:t xml:space="preserve"> </w:t>
+              <w:t>(second highest)</w:t>
             </w:r>
             <w:r>
-              <w:t>(</w:t>
-            </w:r>
-            <w:r>
-              <w:t>second highest</w:t>
-            </w:r>
-            <w:r>
-              <w:t>)</w:t>
-            </w:r>
-            <w:r>
-              <w:t xml:space="preserve"> for the Anniversary Appraisal for August 20</w:t>
-            </w:r>
-            <w:r>
-              <w:t>20</w:t>
-            </w:r>
-            <w:r>
-              <w:t xml:space="preserve"> – August 202</w:t>
-            </w:r>
-            <w:r>
-              <w:t>1</w:t>
-            </w:r>
-            <w:r>
-              <w:t>.</w:t>
+              <w:t xml:space="preserve"> for the Anniversary Appraisal for August 2020 – August 2021.</w:t>
             </w:r>
           </w:p>
           <w:p>
@@ -1649,31 +1519,10 @@
               <w:t xml:space="preserve">/5 </w:t>
             </w:r>
             <w:r>
-              <w:t>(</w:t>
+              <w:t>(second highest)</w:t>
             </w:r>
             <w:r>
-              <w:t>second highest</w:t>
-            </w:r>
-            <w:r>
-              <w:t>)</w:t>
-            </w:r>
-            <w:r>
-              <w:t xml:space="preserve"> </w:t>
-            </w:r>
-            <w:r>
-              <w:t>for the Anniversary Appraisal for August 20</w:t>
-            </w:r>
-            <w:r>
-              <w:t>21</w:t>
-            </w:r>
-            <w:r>
-              <w:t xml:space="preserve"> – August 202</w:t>
-            </w:r>
-            <w:r>
-              <w:t>2</w:t>
-            </w:r>
-            <w:r>
-              <w:t>.</w:t>
+              <w:t xml:space="preserve"> for the Anniversary Appraisal for August 2021 – August 2022.</w:t>
             </w:r>
           </w:p>
           <w:p>
@@ -1685,13 +1534,7 @@
               </w:numPr>
             </w:pPr>
             <w:r>
-              <w:t>Received a performance rating of 4/5 (</w:t>
-            </w:r>
-            <w:r>
-              <w:t>second highest</w:t>
-            </w:r>
-            <w:r>
-              <w:t>) in the Anniversary Appraisal for the period August 2022 – August 2023.</w:t>
+              <w:t>Received a performance rating of 4/5 (second highest) in the Anniversary Appraisal for the period August 2022 – August 2023.</w:t>
             </w:r>
           </w:p>
           <w:p>
@@ -1703,13 +1546,7 @@
               </w:numPr>
             </w:pPr>
             <w:r>
-              <w:t>Received a performance rating of 4/5 (</w:t>
-            </w:r>
-            <w:r>
-              <w:t>second highest</w:t>
-            </w:r>
-            <w:r>
-              <w:t>) in the Anniversary Appraisal for the period August 202</w:t>
+              <w:t>Received a performance rating of 4/5 (second highest) in the Anniversary Appraisal for the period August 202</w:t>
             </w:r>
             <w:r>
               <w:t>3</w:t>
@@ -1730,13 +1567,7 @@
               </w:numPr>
             </w:pPr>
             <w:r>
-              <w:t>Received a performance rating of 4/5 (</w:t>
-            </w:r>
-            <w:r>
-              <w:t>second highest</w:t>
-            </w:r>
-            <w:r>
-              <w:t>) in the Anniversary Appraisal for the period August 202</w:t>
+              <w:t>Received a performance rating of 4/5 (second highest) in the Anniversary Appraisal for the period August 202</w:t>
             </w:r>
             <w:r>
               <w:t>4</w:t>
@@ -1816,23 +1647,7 @@
               </w:numPr>
             </w:pPr>
             <w:r>
-              <w:t xml:space="preserve">This Training Program </w:t>
-            </w:r>
-            <w:proofErr w:type="gramStart"/>
-            <w:r>
-              <w:t>include</w:t>
-            </w:r>
-            <w:proofErr w:type="gramEnd"/>
-            <w:r>
-              <w:t xml:space="preserve"> technologies like Java, Oracle, JavaScript, </w:t>
-            </w:r>
-            <w:proofErr w:type="spellStart"/>
-            <w:r>
-              <w:t>JQuery</w:t>
-            </w:r>
-            <w:proofErr w:type="spellEnd"/>
-            <w:r>
-              <w:t xml:space="preserve">, Oracle and Angular 5. </w:t>
+              <w:t xml:space="preserve">This Training Program include technologies like Java, Oracle, JavaScript, JQuery, Oracle and Angular 5. </w:t>
             </w:r>
           </w:p>
         </w:tc>
@@ -2137,15 +1952,7 @@
               <w:t>Active-Participant</w:t>
             </w:r>
             <w:r>
-              <w:t xml:space="preserve"> in </w:t>
-            </w:r>
-            <w:proofErr w:type="gramStart"/>
-            <w:r>
-              <w:t>extra-curricular</w:t>
-            </w:r>
-            <w:proofErr w:type="gramEnd"/>
-            <w:r>
-              <w:t xml:space="preserve"> activities </w:t>
+              <w:t xml:space="preserve"> in extra-curricular activities </w:t>
             </w:r>
           </w:p>
           <w:p>
@@ -2742,16 +2549,6 @@
       </w:tr>
     </w:tbl>
     <w:p/>
-    <w:p/>
-    <w:p/>
-    <w:p/>
-    <w:p/>
-    <w:p/>
-    <w:p/>
-    <w:p/>
-    <w:p/>
-    <w:p/>
-    <w:p/>
     <w:p>
       <w:pPr>
         <w:rPr>
@@ -2811,14 +2608,12 @@
         </w:rPr>
         <w:t xml:space="preserve">Naveen </w:t>
       </w:r>
-      <w:proofErr w:type="spellStart"/>
       <w:r>
         <w:rPr>
           <w:b/>
         </w:rPr>
-        <w:t>kumar</w:t>
+        <w:t>Kumar</w:t>
       </w:r>
-      <w:proofErr w:type="spellEnd"/>
       <w:r>
         <w:rPr>
           <w:b/>
@@ -2945,118 +2740,6 @@
 <file path=word/numbering.xml><?xml version="1.0" encoding="utf-8"?>
 <w:numbering xmlns:wpc="http://schemas.microsoft.com/office/word/2010/wordprocessingCanvas" xmlns:cx="http://schemas.microsoft.com/office/drawing/2014/chartex" xmlns:cx1="http://schemas.microsoft.com/office/drawing/2015/9/8/chartex" xmlns:cx2="http://schemas.microsoft.com/office/drawing/2015/10/21/chartex" xmlns:cx3="http://schemas.microsoft.com/office/drawing/2016/5/9/chartex" xmlns:cx4="http://schemas.microsoft.com/office/drawing/2016/5/10/chartex" xmlns:cx5="http://schemas.microsoft.com/office/drawing/2016/5/11/chartex" xmlns:cx6="http://schemas.microsoft.com/office/drawing/2016/5/12/chartex" xmlns:cx7="http://schemas.microsoft.com/office/drawing/2016/5/13/chartex" xmlns:cx8="http://schemas.microsoft.com/office/drawing/2016/5/14/chartex" xmlns:mc="http://schemas.openxmlformats.org/markup-compatibility/2006" xmlns:aink="http://schemas.microsoft.com/office/drawing/2016/ink" xmlns:am3d="http://schemas.microsoft.com/office/drawing/2017/model3d" xmlns:o="urn:schemas-microsoft-com:office:office" xmlns:oel="http://schemas.microsoft.com/office/2019/extlst" xmlns:r="http://schemas.openxmlformats.org/officeDocument/2006/relationships" xmlns:m="http://schemas.openxmlformats.org/officeDocument/2006/math" xmlns:v="urn:schemas-microsoft-com:vml" xmlns:wp14="http://schemas.microsoft.com/office/word/2010/wordprocessingDrawing" xmlns:wp="http://schemas.openxmlformats.org/drawingml/2006/wordprocessingDrawing" xmlns:w10="urn:schemas-microsoft-com:office:word" xmlns:w="http://schemas.openxmlformats.org/wordprocessingml/2006/main" xmlns:w14="http://schemas.microsoft.com/office/word/2010/wordml" xmlns:w15="http://schemas.microsoft.com/office/word/2012/wordml" xmlns:w16cex="http://schemas.microsoft.com/office/word/2018/wordml/cex" xmlns:w16cid="http://schemas.microsoft.com/office/word/2016/wordml/cid" xmlns:w16="http://schemas.microsoft.com/office/word/2018/wordml" xmlns:w16du="http://schemas.microsoft.com/office/word/2023/wordml/word16du" xmlns:w16sdtdh="http://schemas.microsoft.com/office/word/2020/wordml/sdtdatahash" xmlns:w16sdtfl="http://schemas.microsoft.com/office/word/2024/wordml/sdtformatlock" xmlns:w16se="http://schemas.microsoft.com/office/word/2015/wordml/symex" xmlns:wpg="http://schemas.microsoft.com/office/word/2010/wordprocessingGroup" xmlns:wpi="http://schemas.microsoft.com/office/word/2010/wordprocessingInk" xmlns:wne="http://schemas.microsoft.com/office/word/2006/wordml" xmlns:wps="http://schemas.microsoft.com/office/word/2010/wordprocessingShape" mc:Ignorable="w14 w15 w16se w16cid w16 w16cex w16sdtdh w16sdtfl w16du wp14">
   <w:abstractNum w:abstractNumId="0" w15:restartNumberingAfterBreak="0">
-    <w:multiLevelType w:val="hybridMultilevel"/>
-    <w:tmpl w:val="078267CE"/>
-    <w:lvl w:ilvl="0" w:tplc="A4C6C4F0">
-      <w:start w:val="1"/>
-      <w:numFmt w:val="bullet"/>
-      <w:lvlText w:val=""/>
-      <w:lvlJc w:val="left"/>
-      <w:pPr>
-        <w:ind w:left="720" w:hanging="360"/>
-      </w:pPr>
-      <w:rPr>
-        <w:rFonts w:ascii="Symbol" w:hAnsi="Symbol"/>
-      </w:rPr>
-    </w:lvl>
-    <w:lvl w:ilvl="1" w:tplc="A59A6CCA">
-      <w:start w:val="1"/>
-      <w:numFmt w:val="bullet"/>
-      <w:lvlText w:val="o"/>
-      <w:lvlJc w:val="left"/>
-      <w:pPr>
-        <w:ind w:left="1440" w:hanging="360"/>
-      </w:pPr>
-      <w:rPr>
-        <w:rFonts w:ascii="Courier New" w:hAnsi="Courier New"/>
-      </w:rPr>
-    </w:lvl>
-    <w:lvl w:ilvl="2" w:tplc="E8A45C14">
-      <w:start w:val="1"/>
-      <w:numFmt w:val="bullet"/>
-      <w:lvlText w:val=""/>
-      <w:lvlJc w:val="left"/>
-      <w:pPr>
-        <w:ind w:left="2160" w:hanging="360"/>
-      </w:pPr>
-      <w:rPr>
-        <w:rFonts w:ascii="Wingdings" w:hAnsi="Wingdings"/>
-      </w:rPr>
-    </w:lvl>
-    <w:lvl w:ilvl="3" w:tplc="EC484DFE">
-      <w:start w:val="1"/>
-      <w:numFmt w:val="bullet"/>
-      <w:lvlText w:val=""/>
-      <w:lvlJc w:val="left"/>
-      <w:pPr>
-        <w:ind w:left="2880" w:hanging="360"/>
-      </w:pPr>
-      <w:rPr>
-        <w:rFonts w:ascii="Symbol" w:hAnsi="Symbol"/>
-      </w:rPr>
-    </w:lvl>
-    <w:lvl w:ilvl="4" w:tplc="A072ABD0">
-      <w:start w:val="1"/>
-      <w:numFmt w:val="bullet"/>
-      <w:lvlText w:val="o"/>
-      <w:lvlJc w:val="left"/>
-      <w:pPr>
-        <w:ind w:left="3600" w:hanging="360"/>
-      </w:pPr>
-      <w:rPr>
-        <w:rFonts w:ascii="Courier New" w:hAnsi="Courier New"/>
-      </w:rPr>
-    </w:lvl>
-    <w:lvl w:ilvl="5" w:tplc="B46AD376">
-      <w:start w:val="1"/>
-      <w:numFmt w:val="bullet"/>
-      <w:lvlText w:val=""/>
-      <w:lvlJc w:val="left"/>
-      <w:pPr>
-        <w:ind w:left="4320" w:hanging="360"/>
-      </w:pPr>
-      <w:rPr>
-        <w:rFonts w:ascii="Wingdings" w:hAnsi="Wingdings"/>
-      </w:rPr>
-    </w:lvl>
-    <w:lvl w:ilvl="6" w:tplc="F898943A">
-      <w:start w:val="1"/>
-      <w:numFmt w:val="bullet"/>
-      <w:lvlText w:val=""/>
-      <w:lvlJc w:val="left"/>
-      <w:pPr>
-        <w:ind w:left="5040" w:hanging="360"/>
-      </w:pPr>
-      <w:rPr>
-        <w:rFonts w:ascii="Symbol" w:hAnsi="Symbol"/>
-      </w:rPr>
-    </w:lvl>
-    <w:lvl w:ilvl="7" w:tplc="F9586DBE">
-      <w:start w:val="1"/>
-      <w:numFmt w:val="bullet"/>
-      <w:lvlText w:val="o"/>
-      <w:lvlJc w:val="left"/>
-      <w:pPr>
-        <w:ind w:left="5760" w:hanging="360"/>
-      </w:pPr>
-      <w:rPr>
-        <w:rFonts w:ascii="Courier New" w:hAnsi="Courier New"/>
-      </w:rPr>
-    </w:lvl>
-    <w:lvl w:ilvl="8" w:tplc="952AD5B4">
-      <w:start w:val="1"/>
-      <w:numFmt w:val="bullet"/>
-      <w:lvlText w:val=""/>
-      <w:lvlJc w:val="left"/>
-      <w:pPr>
-        <w:ind w:left="6480" w:hanging="360"/>
-      </w:pPr>
-      <w:rPr>
-        <w:rFonts w:ascii="Wingdings" w:hAnsi="Wingdings"/>
-      </w:rPr>
-    </w:lvl>
-  </w:abstractNum>
-  <w:abstractNum w:abstractNumId="1" w15:restartNumberingAfterBreak="0">
     <w:nsid w:val="00000001"/>
     <w:multiLevelType w:val="multilevel"/>
     <w:tmpl w:val="9148F2AC"/>
@@ -3176,7 +2859,7 @@
       </w:rPr>
     </w:lvl>
   </w:abstractNum>
-  <w:abstractNum w:abstractNumId="2" w15:restartNumberingAfterBreak="0">
+  <w:abstractNum w:abstractNumId="1" w15:restartNumberingAfterBreak="0">
     <w:nsid w:val="00000002"/>
     <w:multiLevelType w:val="singleLevel"/>
     <w:tmpl w:val="7682C9AA"/>
@@ -3197,7 +2880,7 @@
       </w:rPr>
     </w:lvl>
   </w:abstractNum>
-  <w:abstractNum w:abstractNumId="3" w15:restartNumberingAfterBreak="0">
+  <w:abstractNum w:abstractNumId="2" w15:restartNumberingAfterBreak="0">
     <w:nsid w:val="00000003"/>
     <w:multiLevelType w:val="singleLevel"/>
     <w:tmpl w:val="374E0B5A"/>
@@ -3218,7 +2901,7 @@
       </w:rPr>
     </w:lvl>
   </w:abstractNum>
-  <w:abstractNum w:abstractNumId="4" w15:restartNumberingAfterBreak="0">
+  <w:abstractNum w:abstractNumId="3" w15:restartNumberingAfterBreak="0">
     <w:nsid w:val="00000004"/>
     <w:multiLevelType w:val="hybridMultilevel"/>
     <w:tmpl w:val="0EB0BEC8"/>
@@ -3331,7 +3014,7 @@
       </w:rPr>
     </w:lvl>
   </w:abstractNum>
-  <w:abstractNum w:abstractNumId="5" w15:restartNumberingAfterBreak="0">
+  <w:abstractNum w:abstractNumId="4" w15:restartNumberingAfterBreak="0">
     <w:nsid w:val="00000005"/>
     <w:multiLevelType w:val="multilevel"/>
     <w:tmpl w:val="E65016EC"/>
@@ -3480,7 +3163,7 @@
       </w:rPr>
     </w:lvl>
   </w:abstractNum>
-  <w:abstractNum w:abstractNumId="6" w15:restartNumberingAfterBreak="0">
+  <w:abstractNum w:abstractNumId="5" w15:restartNumberingAfterBreak="0">
     <w:nsid w:val="00000006"/>
     <w:multiLevelType w:val="hybridMultilevel"/>
     <w:tmpl w:val="A0CEB154"/>
@@ -3593,7 +3276,7 @@
       </w:rPr>
     </w:lvl>
   </w:abstractNum>
-  <w:abstractNum w:abstractNumId="7" w15:restartNumberingAfterBreak="0">
+  <w:abstractNum w:abstractNumId="6" w15:restartNumberingAfterBreak="0">
     <w:nsid w:val="00000007"/>
     <w:multiLevelType w:val="hybridMultilevel"/>
     <w:tmpl w:val="797C2E26"/>
@@ -3706,7 +3389,7 @@
       </w:rPr>
     </w:lvl>
   </w:abstractNum>
-  <w:abstractNum w:abstractNumId="8" w15:restartNumberingAfterBreak="0">
+  <w:abstractNum w:abstractNumId="7" w15:restartNumberingAfterBreak="0">
     <w:nsid w:val="00000008"/>
     <w:multiLevelType w:val="singleLevel"/>
     <w:tmpl w:val="E98057D6"/>
@@ -3724,7 +3407,7 @@
       </w:pPr>
     </w:lvl>
   </w:abstractNum>
-  <w:abstractNum w:abstractNumId="9" w15:restartNumberingAfterBreak="0">
+  <w:abstractNum w:abstractNumId="8" w15:restartNumberingAfterBreak="0">
     <w:nsid w:val="00000009"/>
     <w:multiLevelType w:val="multilevel"/>
     <w:tmpl w:val="04090023"/>
@@ -3810,7 +3493,7 @@
       </w:pPr>
     </w:lvl>
   </w:abstractNum>
-  <w:abstractNum w:abstractNumId="10" w15:restartNumberingAfterBreak="0">
+  <w:abstractNum w:abstractNumId="9" w15:restartNumberingAfterBreak="0">
     <w:nsid w:val="0000000A"/>
     <w:multiLevelType w:val="singleLevel"/>
     <w:tmpl w:val="AA5044D8"/>
@@ -3828,7 +3511,7 @@
       </w:rPr>
     </w:lvl>
   </w:abstractNum>
-  <w:abstractNum w:abstractNumId="11" w15:restartNumberingAfterBreak="0">
+  <w:abstractNum w:abstractNumId="10" w15:restartNumberingAfterBreak="0">
     <w:nsid w:val="0000000B"/>
     <w:multiLevelType w:val="multilevel"/>
     <w:tmpl w:val="81228616"/>
@@ -3931,7 +3614,7 @@
       </w:pPr>
     </w:lvl>
   </w:abstractNum>
-  <w:abstractNum w:abstractNumId="12" w15:restartNumberingAfterBreak="0">
+  <w:abstractNum w:abstractNumId="11" w15:restartNumberingAfterBreak="0">
     <w:nsid w:val="0000000C"/>
     <w:multiLevelType w:val="singleLevel"/>
     <w:tmpl w:val="A4AE1734"/>
@@ -3948,7 +3631,7 @@
       </w:rPr>
     </w:lvl>
   </w:abstractNum>
-  <w:abstractNum w:abstractNumId="13" w15:restartNumberingAfterBreak="0">
+  <w:abstractNum w:abstractNumId="12" w15:restartNumberingAfterBreak="0">
     <w:nsid w:val="0000000D"/>
     <w:multiLevelType w:val="hybridMultilevel"/>
     <w:tmpl w:val="BE124DD4"/>
@@ -4061,7 +3744,7 @@
       </w:rPr>
     </w:lvl>
   </w:abstractNum>
-  <w:abstractNum w:abstractNumId="14" w15:restartNumberingAfterBreak="0">
+  <w:abstractNum w:abstractNumId="13" w15:restartNumberingAfterBreak="0">
     <w:nsid w:val="0000000E"/>
     <w:multiLevelType w:val="hybridMultilevel"/>
     <w:tmpl w:val="74E631DC"/>
@@ -4175,7 +3858,7 @@
       </w:rPr>
     </w:lvl>
   </w:abstractNum>
-  <w:abstractNum w:abstractNumId="15" w15:restartNumberingAfterBreak="0">
+  <w:abstractNum w:abstractNumId="14" w15:restartNumberingAfterBreak="0">
     <w:nsid w:val="0000000F"/>
     <w:multiLevelType w:val="hybridMultilevel"/>
     <w:tmpl w:val="05CA6E5A"/>
@@ -4288,7 +3971,7 @@
       </w:rPr>
     </w:lvl>
   </w:abstractNum>
-  <w:abstractNum w:abstractNumId="16" w15:restartNumberingAfterBreak="0">
+  <w:abstractNum w:abstractNumId="15" w15:restartNumberingAfterBreak="0">
     <w:nsid w:val="00000010"/>
     <w:multiLevelType w:val="singleLevel"/>
     <w:tmpl w:val="4338275A"/>
@@ -4306,7 +3989,7 @@
       </w:pPr>
     </w:lvl>
   </w:abstractNum>
-  <w:abstractNum w:abstractNumId="17" w15:restartNumberingAfterBreak="0">
+  <w:abstractNum w:abstractNumId="16" w15:restartNumberingAfterBreak="0">
     <w:nsid w:val="00000011"/>
     <w:multiLevelType w:val="singleLevel"/>
     <w:tmpl w:val="11CAFA1E"/>
@@ -4326,7 +4009,7 @@
       </w:rPr>
     </w:lvl>
   </w:abstractNum>
-  <w:abstractNum w:abstractNumId="18" w15:restartNumberingAfterBreak="0">
+  <w:abstractNum w:abstractNumId="17" w15:restartNumberingAfterBreak="0">
     <w:nsid w:val="00000012"/>
     <w:multiLevelType w:val="singleLevel"/>
     <w:tmpl w:val="2C32DECA"/>
@@ -4344,7 +4027,7 @@
       </w:pPr>
     </w:lvl>
   </w:abstractNum>
-  <w:abstractNum w:abstractNumId="19" w15:restartNumberingAfterBreak="0">
+  <w:abstractNum w:abstractNumId="18" w15:restartNumberingAfterBreak="0">
     <w:nsid w:val="00000013"/>
     <w:multiLevelType w:val="singleLevel"/>
     <w:tmpl w:val="BDCE082A"/>
@@ -4365,7 +4048,7 @@
       </w:rPr>
     </w:lvl>
   </w:abstractNum>
-  <w:abstractNum w:abstractNumId="20" w15:restartNumberingAfterBreak="0">
+  <w:abstractNum w:abstractNumId="19" w15:restartNumberingAfterBreak="0">
     <w:nsid w:val="00000014"/>
     <w:multiLevelType w:val="hybridMultilevel"/>
     <w:tmpl w:val="F7228EB6"/>
@@ -4478,7 +4161,7 @@
       </w:rPr>
     </w:lvl>
   </w:abstractNum>
-  <w:abstractNum w:abstractNumId="21" w15:restartNumberingAfterBreak="0">
+  <w:abstractNum w:abstractNumId="20" w15:restartNumberingAfterBreak="0">
     <w:nsid w:val="00000015"/>
     <w:multiLevelType w:val="singleLevel"/>
     <w:tmpl w:val="90F8E430"/>
@@ -4496,7 +4179,7 @@
       </w:pPr>
     </w:lvl>
   </w:abstractNum>
-  <w:abstractNum w:abstractNumId="22" w15:restartNumberingAfterBreak="0">
+  <w:abstractNum w:abstractNumId="21" w15:restartNumberingAfterBreak="0">
     <w:nsid w:val="11355BCF"/>
     <w:multiLevelType w:val="hybridMultilevel"/>
     <w:tmpl w:val="A7F8443A"/>
@@ -4606,6 +4289,119 @@
       </w:pPr>
       <w:rPr>
         <w:rFonts w:ascii="Wingdings" w:hAnsi="Wingdings" w:hint="default"/>
+      </w:rPr>
+    </w:lvl>
+  </w:abstractNum>
+  <w:abstractNum w:abstractNumId="22" w15:restartNumberingAfterBreak="0">
+    <w:nsid w:val="165436E2"/>
+    <w:multiLevelType w:val="hybridMultilevel"/>
+    <w:tmpl w:val="078267CE"/>
+    <w:lvl w:ilvl="0" w:tplc="A4C6C4F0">
+      <w:start w:val="1"/>
+      <w:numFmt w:val="bullet"/>
+      <w:lvlText w:val=""/>
+      <w:lvlJc w:val="left"/>
+      <w:pPr>
+        <w:ind w:left="720" w:hanging="360"/>
+      </w:pPr>
+      <w:rPr>
+        <w:rFonts w:ascii="Symbol" w:hAnsi="Symbol"/>
+      </w:rPr>
+    </w:lvl>
+    <w:lvl w:ilvl="1" w:tplc="A59A6CCA">
+      <w:start w:val="1"/>
+      <w:numFmt w:val="bullet"/>
+      <w:lvlText w:val="o"/>
+      <w:lvlJc w:val="left"/>
+      <w:pPr>
+        <w:ind w:left="1440" w:hanging="360"/>
+      </w:pPr>
+      <w:rPr>
+        <w:rFonts w:ascii="Courier New" w:hAnsi="Courier New"/>
+      </w:rPr>
+    </w:lvl>
+    <w:lvl w:ilvl="2" w:tplc="E8A45C14">
+      <w:start w:val="1"/>
+      <w:numFmt w:val="bullet"/>
+      <w:lvlText w:val=""/>
+      <w:lvlJc w:val="left"/>
+      <w:pPr>
+        <w:ind w:left="2160" w:hanging="360"/>
+      </w:pPr>
+      <w:rPr>
+        <w:rFonts w:ascii="Wingdings" w:hAnsi="Wingdings"/>
+      </w:rPr>
+    </w:lvl>
+    <w:lvl w:ilvl="3" w:tplc="EC484DFE">
+      <w:start w:val="1"/>
+      <w:numFmt w:val="bullet"/>
+      <w:lvlText w:val=""/>
+      <w:lvlJc w:val="left"/>
+      <w:pPr>
+        <w:ind w:left="2880" w:hanging="360"/>
+      </w:pPr>
+      <w:rPr>
+        <w:rFonts w:ascii="Symbol" w:hAnsi="Symbol"/>
+      </w:rPr>
+    </w:lvl>
+    <w:lvl w:ilvl="4" w:tplc="A072ABD0">
+      <w:start w:val="1"/>
+      <w:numFmt w:val="bullet"/>
+      <w:lvlText w:val="o"/>
+      <w:lvlJc w:val="left"/>
+      <w:pPr>
+        <w:ind w:left="3600" w:hanging="360"/>
+      </w:pPr>
+      <w:rPr>
+        <w:rFonts w:ascii="Courier New" w:hAnsi="Courier New"/>
+      </w:rPr>
+    </w:lvl>
+    <w:lvl w:ilvl="5" w:tplc="B46AD376">
+      <w:start w:val="1"/>
+      <w:numFmt w:val="bullet"/>
+      <w:lvlText w:val=""/>
+      <w:lvlJc w:val="left"/>
+      <w:pPr>
+        <w:ind w:left="4320" w:hanging="360"/>
+      </w:pPr>
+      <w:rPr>
+        <w:rFonts w:ascii="Wingdings" w:hAnsi="Wingdings"/>
+      </w:rPr>
+    </w:lvl>
+    <w:lvl w:ilvl="6" w:tplc="F898943A">
+      <w:start w:val="1"/>
+      <w:numFmt w:val="bullet"/>
+      <w:lvlText w:val=""/>
+      <w:lvlJc w:val="left"/>
+      <w:pPr>
+        <w:ind w:left="5040" w:hanging="360"/>
+      </w:pPr>
+      <w:rPr>
+        <w:rFonts w:ascii="Symbol" w:hAnsi="Symbol"/>
+      </w:rPr>
+    </w:lvl>
+    <w:lvl w:ilvl="7" w:tplc="F9586DBE">
+      <w:start w:val="1"/>
+      <w:numFmt w:val="bullet"/>
+      <w:lvlText w:val="o"/>
+      <w:lvlJc w:val="left"/>
+      <w:pPr>
+        <w:ind w:left="5760" w:hanging="360"/>
+      </w:pPr>
+      <w:rPr>
+        <w:rFonts w:ascii="Courier New" w:hAnsi="Courier New"/>
+      </w:rPr>
+    </w:lvl>
+    <w:lvl w:ilvl="8" w:tplc="952AD5B4">
+      <w:start w:val="1"/>
+      <w:numFmt w:val="bullet"/>
+      <w:lvlText w:val=""/>
+      <w:lvlJc w:val="left"/>
+      <w:pPr>
+        <w:ind w:left="6480" w:hanging="360"/>
+      </w:pPr>
+      <w:rPr>
+        <w:rFonts w:ascii="Wingdings" w:hAnsi="Wingdings"/>
       </w:rPr>
     </w:lvl>
   </w:abstractNum>
@@ -6028,70 +5824,70 @@
     </w:lvl>
   </w:abstractNum>
   <w:num w:numId="1" w16cid:durableId="1969123655">
+    <w:abstractNumId w:val="0"/>
+  </w:num>
+  <w:num w:numId="2" w16cid:durableId="777532522">
+    <w:abstractNumId w:val="10"/>
+  </w:num>
+  <w:num w:numId="3" w16cid:durableId="1426413332">
+    <w:abstractNumId w:val="18"/>
+  </w:num>
+  <w:num w:numId="4" w16cid:durableId="1516307386">
     <w:abstractNumId w:val="1"/>
   </w:num>
-  <w:num w:numId="2" w16cid:durableId="777532522">
+  <w:num w:numId="5" w16cid:durableId="1978144249">
+    <w:abstractNumId w:val="2"/>
+  </w:num>
+  <w:num w:numId="6" w16cid:durableId="1744260563">
+    <w:abstractNumId w:val="7"/>
+  </w:num>
+  <w:num w:numId="7" w16cid:durableId="1254700848">
+    <w:abstractNumId w:val="15"/>
+  </w:num>
+  <w:num w:numId="8" w16cid:durableId="1712533317">
+    <w:abstractNumId w:val="17"/>
+  </w:num>
+  <w:num w:numId="9" w16cid:durableId="1886066615">
+    <w:abstractNumId w:val="20"/>
+  </w:num>
+  <w:num w:numId="10" w16cid:durableId="1571573533">
+    <w:abstractNumId w:val="5"/>
+  </w:num>
+  <w:num w:numId="11" w16cid:durableId="1405445012">
+    <w:abstractNumId w:val="9"/>
+  </w:num>
+  <w:num w:numId="12" w16cid:durableId="1983538571">
     <w:abstractNumId w:val="11"/>
   </w:num>
-  <w:num w:numId="3" w16cid:durableId="1426413332">
+  <w:num w:numId="13" w16cid:durableId="616957310">
+    <w:abstractNumId w:val="16"/>
+  </w:num>
+  <w:num w:numId="14" w16cid:durableId="524561254">
+    <w:abstractNumId w:val="8"/>
+  </w:num>
+  <w:num w:numId="15" w16cid:durableId="1924341219">
+    <w:abstractNumId w:val="12"/>
+  </w:num>
+  <w:num w:numId="16" w16cid:durableId="10031642">
+    <w:abstractNumId w:val="6"/>
+  </w:num>
+  <w:num w:numId="17" w16cid:durableId="952443324">
     <w:abstractNumId w:val="19"/>
   </w:num>
-  <w:num w:numId="4" w16cid:durableId="1516307386">
-    <w:abstractNumId w:val="2"/>
+  <w:num w:numId="18" w16cid:durableId="604845369">
+    <w:abstractNumId w:val="13"/>
   </w:num>
-  <w:num w:numId="5" w16cid:durableId="1978144249">
+  <w:num w:numId="19" w16cid:durableId="1796289496">
     <w:abstractNumId w:val="3"/>
   </w:num>
-  <w:num w:numId="6" w16cid:durableId="1744260563">
-    <w:abstractNumId w:val="8"/>
+  <w:num w:numId="20" w16cid:durableId="2022194947">
+    <w:abstractNumId w:val="22"/>
   </w:num>
-  <w:num w:numId="7" w16cid:durableId="1254700848">
-    <w:abstractNumId w:val="16"/>
-  </w:num>
-  <w:num w:numId="8" w16cid:durableId="1712533317">
-    <w:abstractNumId w:val="18"/>
-  </w:num>
-  <w:num w:numId="9" w16cid:durableId="1886066615">
-    <w:abstractNumId w:val="21"/>
-  </w:num>
-  <w:num w:numId="10" w16cid:durableId="1571573533">
-    <w:abstractNumId w:val="6"/>
-  </w:num>
-  <w:num w:numId="11" w16cid:durableId="1405445012">
-    <w:abstractNumId w:val="10"/>
-  </w:num>
-  <w:num w:numId="12" w16cid:durableId="1983538571">
-    <w:abstractNumId w:val="12"/>
-  </w:num>
-  <w:num w:numId="13" w16cid:durableId="616957310">
-    <w:abstractNumId w:val="17"/>
-  </w:num>
-  <w:num w:numId="14" w16cid:durableId="524561254">
-    <w:abstractNumId w:val="9"/>
-  </w:num>
-  <w:num w:numId="15" w16cid:durableId="1924341219">
-    <w:abstractNumId w:val="13"/>
-  </w:num>
-  <w:num w:numId="16" w16cid:durableId="10031642">
-    <w:abstractNumId w:val="7"/>
-  </w:num>
-  <w:num w:numId="17" w16cid:durableId="952443324">
-    <w:abstractNumId w:val="20"/>
-  </w:num>
-  <w:num w:numId="18" w16cid:durableId="604845369">
+  <w:num w:numId="21" w16cid:durableId="115104273">
     <w:abstractNumId w:val="14"/>
   </w:num>
-  <w:num w:numId="19" w16cid:durableId="1796289496">
+  <w:num w:numId="22" w16cid:durableId="1251354936">
     <w:abstractNumId w:val="4"/>
-  </w:num>
-  <w:num w:numId="20" w16cid:durableId="2022194947">
-    <w:abstractNumId w:val="0"/>
-  </w:num>
-  <w:num w:numId="21" w16cid:durableId="115104273">
-    <w:abstractNumId w:val="15"/>
-  </w:num>
-  <w:num w:numId="22" w16cid:durableId="1251354936">
-    <w:abstractNumId w:val="5"/>
   </w:num>
   <w:num w:numId="23" w16cid:durableId="361707338">
     <w:abstractNumId w:val="29"/>
@@ -6124,7 +5920,7 @@
     <w:abstractNumId w:val="23"/>
   </w:num>
   <w:num w:numId="33" w16cid:durableId="612370218">
-    <w:abstractNumId w:val="22"/>
+    <w:abstractNumId w:val="21"/>
   </w:num>
 </w:numbering>
 </file>
@@ -6711,6 +6507,7 @@
   <w:style w:type="character" w:default="1" w:styleId="DefaultParagraphFont">
     <w:name w:val="Default Paragraph Font"/>
     <w:uiPriority w:val="1"/>
+    <w:semiHidden/>
     <w:unhideWhenUsed/>
   </w:style>
   <w:style w:type="table" w:default="1" w:styleId="TableNormal">

--- a/Updated_Resume_Sgs_Naveen Kumar.docx
+++ b/Updated_Resume_Sgs_Naveen Kumar.docx
@@ -152,6 +152,14 @@
           <w:sz w:val="26"/>
           <w:szCs w:val="26"/>
         </w:rPr>
+        <w:t>(FULL Stack Developer)</w:t>
+      </w:r>
+      <w:r>
+        <w:rPr>
+          <w:color w:val="0070C0"/>
+          <w:sz w:val="26"/>
+          <w:szCs w:val="26"/>
+        </w:rPr>
         <w:t xml:space="preserve">, </w:t>
       </w:r>
       <w:r>
@@ -669,6 +677,7 @@
           <w:caps w:val="0"/>
           <w:szCs w:val="22"/>
         </w:rPr>
+        <w:lastRenderedPageBreak/>
         <w:t>ML-based embeddings &amp; clustering reducing manual review effort by 30–40%</w:t>
       </w:r>
     </w:p>
@@ -694,8 +703,66 @@
           <w:caps w:val="0"/>
           <w:szCs w:val="22"/>
         </w:rPr>
-        <w:lastRenderedPageBreak/>
-        <w:t>Built reusable common scheduler components and schema-level POJO mappings for PO, Capture, and AP applications, standardizing functionality across systems.</w:t>
+        <w:t>Built reusable common scheduler components and schema-level POJO mappings for PO, Capture, and AP applications, standardizing functionality across systems</w:t>
+      </w:r>
+      <w:r>
+        <w:rPr>
+          <w:rFonts w:eastAsia="Calibri"/>
+          <w:b w:val="0"/>
+          <w:caps w:val="0"/>
+          <w:szCs w:val="22"/>
+        </w:rPr>
+        <w:t>.</w:t>
+      </w:r>
+    </w:p>
+    <w:p>
+      <w:pPr>
+        <w:pStyle w:val="Heading3"/>
+        <w:numPr>
+          <w:ilvl w:val="0"/>
+          <w:numId w:val="33"/>
+        </w:numPr>
+        <w:contextualSpacing/>
+        <w:rPr>
+          <w:rFonts w:eastAsia="Calibri"/>
+          <w:b w:val="0"/>
+          <w:caps w:val="0"/>
+          <w:szCs w:val="22"/>
+        </w:rPr>
+      </w:pPr>
+      <w:r>
+        <w:rPr>
+          <w:rFonts w:eastAsia="Calibri"/>
+          <w:b w:val="0"/>
+          <w:caps w:val="0"/>
+          <w:szCs w:val="22"/>
+        </w:rPr>
+        <w:t>Implemented CRON in the project, handled the API integration from front end to backend.</w:t>
+      </w:r>
+    </w:p>
+    <w:p>
+      <w:pPr>
+        <w:pStyle w:val="Heading3"/>
+        <w:numPr>
+          <w:ilvl w:val="0"/>
+          <w:numId w:val="33"/>
+        </w:numPr>
+        <w:contextualSpacing/>
+        <w:rPr>
+          <w:rFonts w:eastAsia="Calibri"/>
+          <w:b w:val="0"/>
+          <w:caps w:val="0"/>
+          <w:szCs w:val="22"/>
+        </w:rPr>
+      </w:pPr>
+      <w:r>
+        <w:rPr>
+          <w:rFonts w:eastAsia="Calibri"/>
+          <w:b w:val="0"/>
+          <w:caps w:val="0"/>
+          <w:szCs w:val="22"/>
+        </w:rPr>
+        <w:t>Implemented JWT Token and Custom Jasper Reports integration to avoid vulnerabilities.</w:t>
       </w:r>
     </w:p>
     <w:p>
@@ -1296,6 +1363,7 @@
                     <w:ind w:left="993" w:hanging="426"/>
                   </w:pPr>
                   <w:r>
+                    <w:lastRenderedPageBreak/>
                     <w:t>Intellij idea</w:t>
                   </w:r>
                 </w:p>
@@ -1368,6 +1436,15 @@
                   </w:pPr>
                   <w:r>
                     <w:t>Rally</w:t>
+                  </w:r>
+                </w:p>
+                <w:p>
+                  <w:pPr>
+                    <w:pStyle w:val="ListBullet"/>
+                    <w:ind w:left="993" w:hanging="426"/>
+                  </w:pPr>
+                  <w:r>
+                    <w:t>Azure Devops</w:t>
                   </w:r>
                 </w:p>
                 <w:p>
